--- a/samples/数字集成电路设计/课程资料/第1章 CMOS反相器/虚拟实验/实验1.5 功耗（巡线小车控制芯片） 实验指导书.docx
+++ b/samples/数字集成电路设计/课程资料/第1章 CMOS反相器/虚拟实验/实验1.5 功耗（巡线小车控制芯片） 实验指导书.docx
@@ -169,7 +169,7 @@
         <w:rPr>
           <w:rFonts w:ascii="Times New Roman" w:hAnsi="Times New Roman" w:eastAsia="宋体"/>
         </w:rPr>
-        <w:t>动态功耗 P = αCV²fN，α 为翻转率，N 为门数。功耗与电压平方成正比。</w:t>
+        <w:t>动态功耗 P = αCV²fN，α 为每个时钟一个门输出发生 0→1 翻转的概率，N 为门数。功耗与电压平方成正比。</w:t>
       </w:r>
     </w:p>
     <w:p>
@@ -183,7 +183,7 @@
           <w:color w:val="5B6B75"/>
           <w:sz w:val="19"/>
         </w:rPr>
-        <w:t>Dynamic power P = αCV²fN, with activity α and gate count N; it scales with the square of the supply.</w:t>
+        <w:t>Dynamic power P = αCV²fN, where α is the probability that a gate output rises 0→1 in a cycle and N is the gate count; it scales with the square of the supply.</w:t>
       </w:r>
     </w:p>
     <w:p>
@@ -418,7 +418,7 @@
                 <w:rFonts w:ascii="Times New Roman" w:hAnsi="Times New Roman" w:eastAsia="宋体"/>
                 <w:sz w:val="19"/>
               </w:rPr>
-              <w:t>翻转率 α Activity α</w:t>
+              <w:t>0→1 翻转率 α 0→1 activity α</w:t>
             </w:r>
           </w:p>
         </w:tc>
@@ -1295,7 +1295,7 @@
         <w:rPr>
           <w:rFonts w:ascii="Times New Roman" w:hAnsi="Times New Roman" w:eastAsia="宋体"/>
         </w:rPr>
-        <w:t>约 1 万个门，α = 0.1，100 MHz，每门 5 fF。(1) 1.8 V 时动态功耗多少（参考：1.62 mW）？(2) 降到 1.2 V 呢（参考：0.72 mW）？(3) 控制环要求 FO4 ≤ 100 ps，最低能降到多少伏？电机电流远大于芯片，芯片省电对整车续航有意义吗？什么场合有意义？</w:t>
+        <w:t>约 1 万个门，0→1 翻转率 α = 0.1，100 MHz，每门 5 fF。(1) 1.8 V 时动态功耗多少（参考：1.62 mW）？(2) 降到 1.2 V 呢（参考：0.72 mW）？(3) 控制环要求 FO4 ≤ 100 ps，最低能降到多少伏（参考：约 1.21 V；1.20 V 时 FO4 为 100.5 ps，刚好超标）？电机电流远大于芯片，芯片省电对整车续航有意义吗？什么场合有意义？</w:t>
       </w:r>
     </w:p>
     <w:p>
@@ -1309,7 +1309,7 @@
           <w:color w:val="5B6B75"/>
           <w:sz w:val="19"/>
         </w:rPr>
-        <w:t>About 10 000 gates, α = 0.1, 100 MHz, 5 fF per gate. (1) Dynamic power at 1.8 V (reference: 1.62 mW)? (2) At 1.2 V (reference: 0.72 mW)? (3) If the control loop needs FO4 ≤ 100 ps, how low can the supply go? The motors draw far more than the chip—does saving chip power matter for battery life, and when does it?</w:t>
+        <w:t>About 10 000 gates, 0→1 activity α = 0.1, 100 MHz, 5 fF per gate. (1) Dynamic power at 1.8 V (reference: 1.62 mW)? (2) At 1.2 V (reference: 0.72 mW)? (3) If the control loop needs FO4 ≤ 100 ps, how low can the supply go (reference: about 1.21 V; at 1.20 V FO4 is 100.5 ps, just over)? The motors draw far more than the chip—does saving chip power matter for battery life, and when does it?</w:t>
       </w:r>
     </w:p>
     <w:p>

--- a/samples/数字集成电路设计/课程资料/第1章 CMOS反相器/虚拟实验/实验1.5 功耗（巡线小车控制芯片） 实验指导书.docx
+++ b/samples/数字集成电路设计/课程资料/第1章 CMOS反相器/虚拟实验/实验1.5 功耗（巡线小车控制芯片） 实验指导书.docx
@@ -219,7 +219,7 @@
         <w:rPr>
           <w:rFonts w:ascii="Times New Roman" w:hAnsi="Times New Roman" w:eastAsia="宋体"/>
         </w:rPr>
-        <w:t>模型参数（示意值，以后按 SKY130 校准）：VDD = 1.8 V，|VT| = 0.45 V，k′n = 90 μA/V²，k′p = 40 μA/V²，L = 0.15 μm，最小 W = 0.42 μm。</w:t>
+        <w:t>模型参数（按 SKY130 工艺库 tt、27 °C 校准的有效值，校准记录见生成脚本 calib/）：VDD = 1.8 V，|VT| = 0.55 V，k′n = 90 μA/V²，k′p = 39 μA/V²，L = 0.15 μm，最小 W = 0.42 μm。</w:t>
       </w:r>
     </w:p>
     <w:p>
@@ -233,7 +233,7 @@
           <w:color w:val="5B6B75"/>
           <w:sz w:val="19"/>
         </w:rPr>
-        <w:t>Model parameters (illustrative, to be calibrated to SKY130): VDD = 1.8 V, |VT| = 0.45 V, k′n = 90 μA/V², k′p = 40 μA/V², L = 0.15 μm, minimum W = 0.42 μm.</w:t>
+        <w:t>Model parameters (effective values calibrated to SKY130, tt, 27 °C; see calib/ in the build scripts): VDD = 1.8 V, |VT| = 0.55 V, k′n = 90 μA/V², k′p = 39 μA/V², L = 0.15 μm, minimum W = 0.42 μm.</w:t>
       </w:r>
     </w:p>
     <w:p>
@@ -1295,7 +1295,7 @@
         <w:rPr>
           <w:rFonts w:ascii="Times New Roman" w:hAnsi="Times New Roman" w:eastAsia="宋体"/>
         </w:rPr>
-        <w:t>约 1 万个门，0→1 翻转率 α = 0.1，100 MHz，每门 5 fF。(1) 1.8 V 时动态功耗多少（参考：1.62 mW）？(2) 降到 1.2 V 呢（参考：0.72 mW）？(3) 控制环要求 FO4 ≤ 100 ps，最低能降到多少伏（参考：约 1.21 V；1.20 V 时 FO4 为 100.5 ps，刚好超标）？电机电流远大于芯片，芯片省电对整车续航有意义吗？什么场合有意义？</w:t>
+        <w:t>约 1 万个门，0→1 翻转率 α = 0.1，100 MHz，每门 5 fF。(1) 1.8 V 时动态功耗多少（参考：1.62 mW）？(2) 降到 1.2 V 呢（参考：0.72 mW）？(3) 控制环要求 FO4 ≤ 100 ps，最低能降到多少伏（参考：约 1.27 V；1.20 V 时 FO4 约 115 ps，超标）？电机电流远大于芯片，芯片省电对整车续航有意义吗？什么场合有意义？</w:t>
       </w:r>
     </w:p>
     <w:p>
@@ -1309,7 +1309,7 @@
           <w:color w:val="5B6B75"/>
           <w:sz w:val="19"/>
         </w:rPr>
-        <w:t>About 10 000 gates, 0→1 activity α = 0.1, 100 MHz, 5 fF per gate. (1) Dynamic power at 1.8 V (reference: 1.62 mW)? (2) At 1.2 V (reference: 0.72 mW)? (3) If the control loop needs FO4 ≤ 100 ps, how low can the supply go (reference: about 1.21 V; at 1.20 V FO4 is 100.5 ps, just over)? The motors draw far more than the chip—does saving chip power matter for battery life, and when does it?</w:t>
+        <w:t>About 10 000 gates, 0→1 activity α = 0.1, 100 MHz, 5 fF per gate. (1) Dynamic power at 1.8 V (reference: 1.62 mW)? (2) At 1.2 V (reference: 0.72 mW)? (3) If the control loop needs FO4 ≤ 100 ps, how low can the supply go (reference: about 1.27 V; at 1.20 V FO4 is about 115 ps, over the limit)? The motors draw far more than the chip—does saving chip power matter for battery life, and when does it?</w:t>
       </w:r>
     </w:p>
     <w:p>

--- a/samples/数字集成电路设计/课程资料/第1章 CMOS反相器/虚拟实验/实验1.5 功耗（巡线小车控制芯片） 实验指导书.docx
+++ b/samples/数字集成电路设计/课程资料/第1章 CMOS反相器/虚拟实验/实验1.5 功耗（巡线小车控制芯片） 实验指导书.docx
@@ -219,7 +219,7 @@
         <w:rPr>
           <w:rFonts w:ascii="Times New Roman" w:hAnsi="Times New Roman" w:eastAsia="宋体"/>
         </w:rPr>
-        <w:t>模型参数（按 SKY130 工艺库 tt、27 °C 校准的有效值，校准记录见生成脚本 calib/）：VDD = 1.8 V，|VT| = 0.55 V，k′n = 90 μA/V²，k′p = 39 μA/V²，L = 0.15 μm，最小 W = 0.42 μm。</w:t>
+        <w:t>模型参数（按 SKY130 工艺库 tt、27 °C 校准的有效值，校准记录见生成脚本 calib/）：VDD = 1.8 V，|VT| = 0.55 V，k′n = 84 μA/V²，k′p = 35 μA/V²，L = 0.15 μm，最小 W = 0.42 μm。</w:t>
       </w:r>
     </w:p>
     <w:p>
@@ -233,7 +233,7 @@
           <w:color w:val="5B6B75"/>
           <w:sz w:val="19"/>
         </w:rPr>
-        <w:t>Model parameters (effective values calibrated to SKY130, tt, 27 °C; see calib/ in the build scripts): VDD = 1.8 V, |VT| = 0.55 V, k′n = 90 μA/V², k′p = 39 μA/V², L = 0.15 μm, minimum W = 0.42 μm.</w:t>
+        <w:t>Model parameters (effective values calibrated to SKY130, tt, 27 °C; see calib/ in the build scripts): VDD = 1.8 V, |VT| = 0.55 V, k′n = 84 μA/V², k′p = 35 μA/V², L = 0.15 μm, minimum W = 0.42 μm.</w:t>
       </w:r>
     </w:p>
     <w:p>
@@ -1295,7 +1295,7 @@
         <w:rPr>
           <w:rFonts w:ascii="Times New Roman" w:hAnsi="Times New Roman" w:eastAsia="宋体"/>
         </w:rPr>
-        <w:t>约 1 万个门，0→1 翻转率 α = 0.1，100 MHz，每门 5 fF。(1) 1.8 V 时动态功耗多少（参考：1.62 mW）？(2) 降到 1.2 V 呢（参考：0.72 mW）？(3) 控制环要求 FO4 ≤ 100 ps，最低能降到多少伏（参考：约 1.27 V；1.20 V 时 FO4 约 115 ps，超标）？电机电流远大于芯片，芯片省电对整车续航有意义吗？什么场合有意义？</w:t>
+        <w:t>约 1 万个门，0→1 翻转率 α = 0.1，100 MHz，每门 5 fF。(1) 1.8 V 时动态功耗多少（参考：1.62 mW）？(2) 降到 1.2 V 呢（参考：0.72 mW）？(3) 控制环要求 FO4 ≤ 100 ps，最低能降到多少伏（参考：约 1.31 V；1.20 V 时 FO4 约 125 ps，超标）？电机电流远大于芯片，芯片省电对整车续航有意义吗？什么场合有意义？</w:t>
       </w:r>
     </w:p>
     <w:p>
@@ -1309,7 +1309,7 @@
           <w:color w:val="5B6B75"/>
           <w:sz w:val="19"/>
         </w:rPr>
-        <w:t>About 10 000 gates, 0→1 activity α = 0.1, 100 MHz, 5 fF per gate. (1) Dynamic power at 1.8 V (reference: 1.62 mW)? (2) At 1.2 V (reference: 0.72 mW)? (3) If the control loop needs FO4 ≤ 100 ps, how low can the supply go (reference: about 1.27 V; at 1.20 V FO4 is about 115 ps, over the limit)? The motors draw far more than the chip—does saving chip power matter for battery life, and when does it?</w:t>
+        <w:t>About 10 000 gates, 0→1 activity α = 0.1, 100 MHz, 5 fF per gate. (1) Dynamic power at 1.8 V (reference: 1.62 mW)? (2) At 1.2 V (reference: 0.72 mW)? (3) If the control loop needs FO4 ≤ 100 ps, how low can the supply go (reference: about 1.31 V; at 1.20 V FO4 is about 125 ps, over the limit)? The motors draw far more than the chip—does saving chip power matter for battery life, and when does it?</w:t>
       </w:r>
     </w:p>
     <w:p>
